--- a/rus/docx/66.content.docx
+++ b/rus/docx/66.content.docx
@@ -19,7 +19,7 @@
         <w:rPr>
           <w:lang w:val="ru_RU" w:bidi="ru_RU"/>
         </w:rPr>
-        <w:t>Resource: Заметки к учебнику - Вступления к книгам (Тиндейл)</w:t>
+        <w:t>Resource: Tyndale Open Study Notes</w:t>
       </w:r>
       <w:r>
         <w:rPr>
@@ -112,7 +112,7 @@
         <w:rPr>
           <w:lang w:val="ru_RU" w:bidi="ru_RU"/>
         </w:rPr>
-        <w:t>Заметки к учебнику - Вступления к книгам (Тиндейл)</w:t>
+        <w:t>Tyndale Open Study Notes</w:t>
       </w:r>
     </w:p>
     <w:p>

--- a/rus/docx/66.content.docx
+++ b/rus/docx/66.content.docx
@@ -19,7 +19,7 @@
         <w:rPr>
           <w:lang w:val="ru_RU" w:bidi="ru_RU"/>
         </w:rPr>
-        <w:t>Resource: Tyndale Open Study Notes</w:t>
+        <w:t>Resource: Aquifer Open Study Notes (Book Intros)</w:t>
       </w:r>
       <w:r>
         <w:rPr>
@@ -112,7 +112,7 @@
         <w:rPr>
           <w:lang w:val="ru_RU" w:bidi="ru_RU"/>
         </w:rPr>
-        <w:t>Tyndale Open Study Notes</w:t>
+        <w:t>Aquifer Open Study Notes (Book Intros)</w:t>
       </w:r>
     </w:p>
     <w:p>

--- a/rus/docx/66.content.docx
+++ b/rus/docx/66.content.docx
@@ -309,54 +309,36 @@
         </w:rPr>
         <w:t xml:space="preserve"> (</w:t>
       </w:r>
-      <w:hyperlink r:id="rId13">
-        <w:r>
-          <w:rPr>
-            <w:lang w:val="ru_RU" w:bidi="ru_RU"/>
-          </w:rPr>
-          <w:rPr>
-            <w:color w:val="0000EE"/>
-            <w:u w:val="single"/>
-          </w:rPr>
-          <w:t>1:1–3</w:t>
-        </w:r>
-      </w:hyperlink>
+      <w:r>
+        <w:rPr>
+          <w:lang w:val="ru_RU" w:bidi="ru_RU"/>
+        </w:rPr>
+        <w:t>1:1–3</w:t>
+      </w:r>
       <w:r>
         <w:rPr>
           <w:lang w:val="ru_RU" w:bidi="ru_RU"/>
         </w:rPr>
         <w:t>), затем следует приветствие, характерное для посланий (</w:t>
       </w:r>
-      <w:hyperlink r:id="rId14">
-        <w:r>
-          <w:rPr>
-            <w:lang w:val="ru_RU" w:bidi="ru_RU"/>
-          </w:rPr>
-          <w:rPr>
-            <w:color w:val="0000EE"/>
-            <w:u w:val="single"/>
-          </w:rPr>
-          <w:t>1:4–8</w:t>
-        </w:r>
-      </w:hyperlink>
+      <w:r>
+        <w:rPr>
+          <w:lang w:val="ru_RU" w:bidi="ru_RU"/>
+        </w:rPr>
+        <w:t>1:4–8</w:t>
+      </w:r>
       <w:r>
         <w:rPr>
           <w:lang w:val="ru_RU" w:bidi="ru_RU"/>
         </w:rPr>
         <w:t>), за которым следует введение, характерное для исторических книг (</w:t>
       </w:r>
-      <w:hyperlink r:id="rId15">
-        <w:r>
-          <w:rPr>
-            <w:lang w:val="ru_RU" w:bidi="ru_RU"/>
-          </w:rPr>
-          <w:rPr>
-            <w:color w:val="0000EE"/>
-            <w:u w:val="single"/>
-          </w:rPr>
-          <w:t>1:9–11</w:t>
-        </w:r>
-      </w:hyperlink>
+      <w:r>
+        <w:rPr>
+          <w:lang w:val="ru_RU" w:bidi="ru_RU"/>
+        </w:rPr>
+        <w:t>1:9–11</w:t>
+      </w:r>
       <w:r>
         <w:rPr>
           <w:lang w:val="ru_RU" w:bidi="ru_RU"/>
@@ -377,54 +359,36 @@
         </w:rPr>
         <w:t>После этого в книге описывается видение Иисуса (</w:t>
       </w:r>
-      <w:hyperlink r:id="rId16">
-        <w:r>
-          <w:rPr>
-            <w:lang w:val="ru_RU" w:bidi="ru_RU"/>
-          </w:rPr>
-          <w:rPr>
-            <w:color w:val="0000EE"/>
-            <w:u w:val="single"/>
-          </w:rPr>
-          <w:t>1:12–20</w:t>
-        </w:r>
-      </w:hyperlink>
+      <w:r>
+        <w:rPr>
+          <w:lang w:val="ru_RU" w:bidi="ru_RU"/>
+        </w:rPr>
+        <w:t>1:12–20</w:t>
+      </w:r>
       <w:r>
         <w:rPr>
           <w:lang w:val="ru_RU" w:bidi="ru_RU"/>
         </w:rPr>
         <w:t>). В посланиях к семи церквям в провинции Асии Христос лично обращается к верующим и говорит о жизни этих церквей (</w:t>
       </w:r>
-      <w:hyperlink r:id="rId17">
-        <w:r>
-          <w:rPr>
-            <w:lang w:val="ru_RU" w:bidi="ru_RU"/>
-          </w:rPr>
-          <w:rPr>
-            <w:color w:val="0000EE"/>
-            <w:u w:val="single"/>
-          </w:rPr>
-          <w:t>гл. 2–3</w:t>
-        </w:r>
-      </w:hyperlink>
+      <w:r>
+        <w:rPr>
+          <w:lang w:val="ru_RU" w:bidi="ru_RU"/>
+        </w:rPr>
+        <w:t>гл. 2–3</w:t>
+      </w:r>
       <w:r>
         <w:rPr>
           <w:lang w:val="ru_RU" w:bidi="ru_RU"/>
         </w:rPr>
         <w:t xml:space="preserve">). Следующие за этими посланиями </w:t>
       </w:r>
-      <w:hyperlink r:id="rId18">
-        <w:r>
-          <w:rPr>
-            <w:lang w:val="ru_RU" w:bidi="ru_RU"/>
-          </w:rPr>
-          <w:rPr>
-            <w:color w:val="0000EE"/>
-            <w:u w:val="single"/>
-          </w:rPr>
-          <w:t>главы 4–5</w:t>
-        </w:r>
-      </w:hyperlink>
+      <w:r>
+        <w:rPr>
+          <w:lang w:val="ru_RU" w:bidi="ru_RU"/>
+        </w:rPr>
+        <w:t>главы 4–5</w:t>
+      </w:r>
       <w:r>
         <w:rPr>
           <w:lang w:val="ru_RU" w:bidi="ru_RU"/>
@@ -445,54 +409,36 @@
         </w:rPr>
         <w:t>В центре книги (</w:t>
       </w:r>
-      <w:hyperlink r:id="rId19">
-        <w:r>
-          <w:rPr>
-            <w:lang w:val="ru_RU" w:bidi="ru_RU"/>
-          </w:rPr>
-          <w:rPr>
-            <w:color w:val="0000EE"/>
-            <w:u w:val="single"/>
-          </w:rPr>
-          <w:t>гл. 6–16</w:t>
-        </w:r>
-      </w:hyperlink>
+      <w:r>
+        <w:rPr>
+          <w:lang w:val="ru_RU" w:bidi="ru_RU"/>
+        </w:rPr>
+        <w:t>гл. 6–16</w:t>
+      </w:r>
       <w:r>
         <w:rPr>
           <w:lang w:val="ru_RU" w:bidi="ru_RU"/>
         </w:rPr>
         <w:t>) описывается драма, состоящая из трёх актов суда. В первом акте (</w:t>
       </w:r>
-      <w:hyperlink r:id="rId20">
-        <w:r>
-          <w:rPr>
-            <w:lang w:val="ru_RU" w:bidi="ru_RU"/>
-          </w:rPr>
-          <w:rPr>
-            <w:color w:val="0000EE"/>
-            <w:u w:val="single"/>
-          </w:rPr>
-          <w:t>6:1–8:1</w:t>
-        </w:r>
-      </w:hyperlink>
+      <w:r>
+        <w:rPr>
+          <w:lang w:val="ru_RU" w:bidi="ru_RU"/>
+        </w:rPr>
+        <w:t>6:1–8:1</w:t>
+      </w:r>
       <w:r>
         <w:rPr>
           <w:lang w:val="ru_RU" w:bidi="ru_RU"/>
         </w:rPr>
         <w:t>) Христос открывает семь печатей, что приводит к семи судам. Здесь встречается первая интерлюдия (</w:t>
       </w:r>
-      <w:hyperlink r:id="rId21">
-        <w:r>
-          <w:rPr>
-            <w:lang w:val="ru_RU" w:bidi="ru_RU"/>
-          </w:rPr>
-          <w:rPr>
-            <w:color w:val="0000EE"/>
-            <w:u w:val="single"/>
-          </w:rPr>
-          <w:t>гл. 7</w:t>
-        </w:r>
-      </w:hyperlink>
+      <w:r>
+        <w:rPr>
+          <w:lang w:val="ru_RU" w:bidi="ru_RU"/>
+        </w:rPr>
+        <w:t>гл. 7</w:t>
+      </w:r>
       <w:r>
         <w:rPr>
           <w:lang w:val="ru_RU" w:bidi="ru_RU"/>
@@ -513,72 +459,48 @@
         </w:rPr>
         <w:t>Во втором акте показаны семь ангелов, трубящих в семь труб (</w:t>
       </w:r>
-      <w:hyperlink r:id="rId22">
-        <w:r>
-          <w:rPr>
-            <w:lang w:val="ru_RU" w:bidi="ru_RU"/>
-          </w:rPr>
-          <w:rPr>
-            <w:color w:val="0000EE"/>
-            <w:u w:val="single"/>
-          </w:rPr>
-          <w:t>8:2–11:19</w:t>
-        </w:r>
-      </w:hyperlink>
+      <w:r>
+        <w:rPr>
+          <w:lang w:val="ru_RU" w:bidi="ru_RU"/>
+        </w:rPr>
+        <w:t>8:2–11:19</w:t>
+      </w:r>
       <w:r>
         <w:rPr>
           <w:lang w:val="ru_RU" w:bidi="ru_RU"/>
         </w:rPr>
         <w:t>), что является вторым видением суда над миром. За шестой трубой следует таинственная вторая интерлюдия (</w:t>
       </w:r>
-      <w:hyperlink r:id="rId23">
-        <w:r>
-          <w:rPr>
-            <w:lang w:val="ru_RU" w:bidi="ru_RU"/>
-          </w:rPr>
-          <w:rPr>
-            <w:color w:val="0000EE"/>
-            <w:u w:val="single"/>
-          </w:rPr>
-          <w:t>10:1–10</w:t>
-        </w:r>
-      </w:hyperlink>
+      <w:r>
+        <w:rPr>
+          <w:lang w:val="ru_RU" w:bidi="ru_RU"/>
+        </w:rPr>
+        <w:t>10:1–10</w:t>
+      </w:r>
       <w:r>
         <w:rPr>
           <w:lang w:val="ru_RU" w:bidi="ru_RU"/>
         </w:rPr>
         <w:t>), в которой ангел, небольшой свиток и семь громов, которые необходимо было скрыть, являются вступлением к горько-сладкой картине двух свидетелей, провозглашающих Божью Весть (</w:t>
       </w:r>
-      <w:hyperlink r:id="rId24">
-        <w:r>
-          <w:rPr>
-            <w:lang w:val="ru_RU" w:bidi="ru_RU"/>
-          </w:rPr>
-          <w:rPr>
-            <w:color w:val="0000EE"/>
-            <w:u w:val="single"/>
-          </w:rPr>
-          <w:t>11:1–14</w:t>
-        </w:r>
-      </w:hyperlink>
+      <w:r>
+        <w:rPr>
+          <w:lang w:val="ru_RU" w:bidi="ru_RU"/>
+        </w:rPr>
+        <w:t>11:1–14</w:t>
+      </w:r>
       <w:r>
         <w:rPr>
           <w:lang w:val="ru_RU" w:bidi="ru_RU"/>
         </w:rPr>
         <w:t>). Последняя труба представляет небеса и грядущее Царство Господа Христа (</w:t>
       </w:r>
-      <w:hyperlink r:id="rId25">
-        <w:r>
-          <w:rPr>
-            <w:lang w:val="ru_RU" w:bidi="ru_RU"/>
-          </w:rPr>
-          <w:rPr>
-            <w:color w:val="0000EE"/>
-            <w:u w:val="single"/>
-          </w:rPr>
-          <w:t>11:15–19</w:t>
-        </w:r>
-      </w:hyperlink>
+      <w:r>
+        <w:rPr>
+          <w:lang w:val="ru_RU" w:bidi="ru_RU"/>
+        </w:rPr>
+        <w:t>11:15–19</w:t>
+      </w:r>
       <w:r>
         <w:rPr>
           <w:lang w:val="ru_RU" w:bidi="ru_RU"/>
@@ -599,108 +521,72 @@
         </w:rPr>
         <w:t xml:space="preserve">После второго акта Откровение переходит к серии трёх великих знамений и символических образов. </w:t>
       </w:r>
-      <w:hyperlink r:id="rId26">
-        <w:r>
-          <w:rPr>
-            <w:lang w:val="ru_RU" w:bidi="ru_RU"/>
-          </w:rPr>
-          <w:rPr>
-            <w:color w:val="0000EE"/>
-            <w:u w:val="single"/>
-          </w:rPr>
-          <w:t>Глава 12</w:t>
-        </w:r>
-      </w:hyperlink>
+      <w:r>
+        <w:rPr>
+          <w:lang w:val="ru_RU" w:bidi="ru_RU"/>
+        </w:rPr>
+        <w:t>Глава 12</w:t>
+      </w:r>
       <w:r>
         <w:rPr>
           <w:lang w:val="ru_RU" w:bidi="ru_RU"/>
         </w:rPr>
         <w:t xml:space="preserve"> изображает космическую битву между добром и злом и рождение обещанного Избавителя, Христа, Которого Бог спасает от разрушительных намерений сатаны (</w:t>
       </w:r>
-      <w:hyperlink r:id="rId27">
-        <w:r>
-          <w:rPr>
-            <w:lang w:val="ru_RU" w:bidi="ru_RU"/>
-          </w:rPr>
-          <w:rPr>
-            <w:color w:val="0000EE"/>
-            <w:u w:val="single"/>
-          </w:rPr>
-          <w:t>12:1–10</w:t>
-        </w:r>
-      </w:hyperlink>
+      <w:r>
+        <w:rPr>
+          <w:lang w:val="ru_RU" w:bidi="ru_RU"/>
+        </w:rPr>
+        <w:t>12:1–10</w:t>
+      </w:r>
       <w:r>
         <w:rPr>
           <w:lang w:val="ru_RU" w:bidi="ru_RU"/>
         </w:rPr>
         <w:t>). Несмотря на поражение, сатана, изображаемый в виде дракона, продолжает сеять хаос среди Божьего народа (</w:t>
       </w:r>
-      <w:hyperlink r:id="rId28">
-        <w:r>
-          <w:rPr>
-            <w:lang w:val="ru_RU" w:bidi="ru_RU"/>
-          </w:rPr>
-          <w:rPr>
-            <w:color w:val="0000EE"/>
-            <w:u w:val="single"/>
-          </w:rPr>
-          <w:t>12:11–17</w:t>
-        </w:r>
-      </w:hyperlink>
+      <w:r>
+        <w:rPr>
+          <w:lang w:val="ru_RU" w:bidi="ru_RU"/>
+        </w:rPr>
+        <w:t>12:11–17</w:t>
+      </w:r>
       <w:r>
         <w:rPr>
           <w:lang w:val="ru_RU" w:bidi="ru_RU"/>
         </w:rPr>
         <w:t>). Далее в книге представлены два других зверя, которые вместе с драконом образуют в мире ложную «троицу зла» (</w:t>
       </w:r>
-      <w:hyperlink r:id="rId29">
-        <w:r>
-          <w:rPr>
-            <w:lang w:val="ru_RU" w:bidi="ru_RU"/>
-          </w:rPr>
-          <w:rPr>
-            <w:color w:val="0000EE"/>
-            <w:u w:val="single"/>
-          </w:rPr>
-          <w:t>гл. 13</w:t>
-        </w:r>
-      </w:hyperlink>
+      <w:r>
+        <w:rPr>
+          <w:lang w:val="ru_RU" w:bidi="ru_RU"/>
+        </w:rPr>
+        <w:t>гл. 13</w:t>
+      </w:r>
       <w:r>
         <w:rPr>
           <w:lang w:val="ru_RU" w:bidi="ru_RU"/>
         </w:rPr>
         <w:t>). Эти злые силы резко контрастируют с Божьим Агнцем и Его верными слугами, стоящими на горе Сион, месте Божьего искупления и правления (</w:t>
       </w:r>
-      <w:hyperlink r:id="rId30">
-        <w:r>
-          <w:rPr>
-            <w:lang w:val="ru_RU" w:bidi="ru_RU"/>
-          </w:rPr>
-          <w:rPr>
-            <w:color w:val="0000EE"/>
-            <w:u w:val="single"/>
-          </w:rPr>
-          <w:t>14:1–5</w:t>
-        </w:r>
-      </w:hyperlink>
+      <w:r>
+        <w:rPr>
+          <w:lang w:val="ru_RU" w:bidi="ru_RU"/>
+        </w:rPr>
+        <w:t>14:1–5</w:t>
+      </w:r>
       <w:r>
         <w:rPr>
           <w:lang w:val="ru_RU" w:bidi="ru_RU"/>
         </w:rPr>
         <w:t>). Три ангела передают Божью весть о грядущем суде и уничтожении сил зла (</w:t>
       </w:r>
-      <w:hyperlink r:id="rId31">
-        <w:r>
-          <w:rPr>
-            <w:lang w:val="ru_RU" w:bidi="ru_RU"/>
-          </w:rPr>
-          <w:rPr>
-            <w:color w:val="0000EE"/>
-            <w:u w:val="single"/>
-          </w:rPr>
-          <w:t>14:6–20</w:t>
-        </w:r>
-      </w:hyperlink>
+      <w:r>
+        <w:rPr>
+          <w:lang w:val="ru_RU" w:bidi="ru_RU"/>
+        </w:rPr>
+        <w:t>14:6–20</w:t>
+      </w:r>
       <w:r>
         <w:rPr>
           <w:lang w:val="ru_RU" w:bidi="ru_RU"/>
@@ -721,36 +607,24 @@
         </w:rPr>
         <w:t>Третий заключительный акт суда состоит из семи язв (</w:t>
       </w:r>
-      <w:hyperlink r:id="rId32">
-        <w:r>
-          <w:rPr>
-            <w:lang w:val="ru_RU" w:bidi="ru_RU"/>
-          </w:rPr>
-          <w:rPr>
-            <w:color w:val="0000EE"/>
-            <w:u w:val="single"/>
-          </w:rPr>
-          <w:t>гл. 16</w:t>
-        </w:r>
-      </w:hyperlink>
+      <w:r>
+        <w:rPr>
+          <w:lang w:val="ru_RU" w:bidi="ru_RU"/>
+        </w:rPr>
+        <w:t>гл. 16</w:t>
+      </w:r>
       <w:r>
         <w:rPr>
           <w:lang w:val="ru_RU" w:bidi="ru_RU"/>
         </w:rPr>
         <w:t>), и введением к этому акту является совместная песнь Моисея и Агнца (</w:t>
       </w:r>
-      <w:hyperlink r:id="rId33">
-        <w:r>
-          <w:rPr>
-            <w:lang w:val="ru_RU" w:bidi="ru_RU"/>
-          </w:rPr>
-          <w:rPr>
-            <w:color w:val="0000EE"/>
-            <w:u w:val="single"/>
-          </w:rPr>
-          <w:t>гл. 15</w:t>
-        </w:r>
-      </w:hyperlink>
+      <w:r>
+        <w:rPr>
+          <w:lang w:val="ru_RU" w:bidi="ru_RU"/>
+        </w:rPr>
+        <w:t>гл. 15</w:t>
+      </w:r>
       <w:r>
         <w:rPr>
           <w:lang w:val="ru_RU" w:bidi="ru_RU"/>
@@ -771,162 +645,108 @@
         </w:rPr>
         <w:t xml:space="preserve">После язв Иоанн описывает конец великой блудницы, Вавилона (или Рима, </w:t>
       </w:r>
-      <w:hyperlink r:id="rId34">
-        <w:r>
-          <w:rPr>
-            <w:lang w:val="ru_RU" w:bidi="ru_RU"/>
-          </w:rPr>
-          <w:rPr>
-            <w:color w:val="0000EE"/>
-            <w:u w:val="single"/>
-          </w:rPr>
-          <w:t>гл. 17</w:t>
-        </w:r>
-      </w:hyperlink>
+      <w:r>
+        <w:rPr>
+          <w:lang w:val="ru_RU" w:bidi="ru_RU"/>
+        </w:rPr>
+        <w:t>гл. 17</w:t>
+      </w:r>
       <w:r>
         <w:rPr>
           <w:lang w:val="ru_RU" w:bidi="ru_RU"/>
         </w:rPr>
         <w:t>). В то время как мир оплакивает кончину этого мнимого источника безопасности (</w:t>
       </w:r>
-      <w:hyperlink r:id="rId35">
-        <w:r>
-          <w:rPr>
-            <w:lang w:val="ru_RU" w:bidi="ru_RU"/>
-          </w:rPr>
-          <w:rPr>
-            <w:color w:val="0000EE"/>
-            <w:u w:val="single"/>
-          </w:rPr>
-          <w:t>18:1–19</w:t>
-        </w:r>
-      </w:hyperlink>
+      <w:r>
+        <w:rPr>
+          <w:lang w:val="ru_RU" w:bidi="ru_RU"/>
+        </w:rPr>
+        <w:t>18:1–19</w:t>
+      </w:r>
       <w:r>
         <w:rPr>
           <w:lang w:val="ru_RU" w:bidi="ru_RU"/>
         </w:rPr>
         <w:t>), небеса, апостолы и пророки радуются его падению (</w:t>
       </w:r>
-      <w:hyperlink r:id="rId36">
-        <w:r>
-          <w:rPr>
-            <w:lang w:val="ru_RU" w:bidi="ru_RU"/>
-          </w:rPr>
-          <w:rPr>
-            <w:color w:val="0000EE"/>
-            <w:u w:val="single"/>
-          </w:rPr>
-          <w:t>18:20–24</w:t>
-        </w:r>
-      </w:hyperlink>
+      <w:r>
+        <w:rPr>
+          <w:lang w:val="ru_RU" w:bidi="ru_RU"/>
+        </w:rPr>
+        <w:t>18:20–24</w:t>
+      </w:r>
       <w:r>
         <w:rPr>
           <w:lang w:val="ru_RU" w:bidi="ru_RU"/>
         </w:rPr>
         <w:t>), воспевая победу Бога (</w:t>
       </w:r>
-      <w:hyperlink r:id="rId37">
-        <w:r>
-          <w:rPr>
-            <w:lang w:val="ru_RU" w:bidi="ru_RU"/>
-          </w:rPr>
-          <w:rPr>
-            <w:color w:val="0000EE"/>
-            <w:u w:val="single"/>
-          </w:rPr>
-          <w:t>19:1–10</w:t>
-        </w:r>
-      </w:hyperlink>
+      <w:r>
+        <w:rPr>
+          <w:lang w:val="ru_RU" w:bidi="ru_RU"/>
+        </w:rPr>
+        <w:t>19:1–10</w:t>
+      </w:r>
       <w:r>
         <w:rPr>
           <w:lang w:val="ru_RU" w:bidi="ru_RU"/>
         </w:rPr>
         <w:t>). У врагов Бога нет ни единого шанса на успех против Господа господствующих. Звери (силы и власти этого мира) и все, кто следует за ними, встретят свой справедливый конец в огненном озере, когда Иисус уничтожит Своих врагов в битве при Армагеддоне (</w:t>
       </w:r>
-      <w:hyperlink r:id="rId38">
-        <w:r>
-          <w:rPr>
-            <w:lang w:val="ru_RU" w:bidi="ru_RU"/>
-          </w:rPr>
-          <w:rPr>
-            <w:color w:val="0000EE"/>
-            <w:u w:val="single"/>
-          </w:rPr>
-          <w:t>19:11–21</w:t>
-        </w:r>
-      </w:hyperlink>
+      <w:r>
+        <w:rPr>
+          <w:lang w:val="ru_RU" w:bidi="ru_RU"/>
+        </w:rPr>
+        <w:t>19:11–21</w:t>
+      </w:r>
       <w:r>
         <w:rPr>
           <w:lang w:val="ru_RU" w:bidi="ru_RU"/>
         </w:rPr>
         <w:t>). Пока дьявол заключён в темницу (</w:t>
       </w:r>
-      <w:hyperlink r:id="rId39">
-        <w:r>
-          <w:rPr>
-            <w:lang w:val="ru_RU" w:bidi="ru_RU"/>
-          </w:rPr>
-          <w:rPr>
-            <w:color w:val="0000EE"/>
-            <w:u w:val="single"/>
-          </w:rPr>
-          <w:t>20:1–3</w:t>
-        </w:r>
-      </w:hyperlink>
+      <w:r>
+        <w:rPr>
+          <w:lang w:val="ru_RU" w:bidi="ru_RU"/>
+        </w:rPr>
+        <w:t>20:1–3</w:t>
+      </w:r>
       <w:r>
         <w:rPr>
           <w:lang w:val="ru_RU" w:bidi="ru_RU"/>
         </w:rPr>
         <w:t>), Божьи святые наслаждаются передышкой, царствуя с Христом на земле (</w:t>
       </w:r>
-      <w:hyperlink r:id="rId40">
-        <w:r>
-          <w:rPr>
-            <w:lang w:val="ru_RU" w:bidi="ru_RU"/>
-          </w:rPr>
-          <w:rPr>
-            <w:color w:val="0000EE"/>
-            <w:u w:val="single"/>
-          </w:rPr>
-          <w:t>20:4–6</w:t>
-        </w:r>
-      </w:hyperlink>
+      <w:r>
+        <w:rPr>
+          <w:lang w:val="ru_RU" w:bidi="ru_RU"/>
+        </w:rPr>
+        <w:t>20:4–6</w:t>
+      </w:r>
       <w:r>
         <w:rPr>
           <w:lang w:val="ru_RU" w:bidi="ru_RU"/>
         </w:rPr>
         <w:t>). Несмотря на все усилия сатаны одолеть Бога в битве, он также будет брошен в огненное озеро (</w:t>
       </w:r>
-      <w:hyperlink r:id="rId41">
-        <w:r>
-          <w:rPr>
-            <w:lang w:val="ru_RU" w:bidi="ru_RU"/>
-          </w:rPr>
-          <w:rPr>
-            <w:color w:val="0000EE"/>
-            <w:u w:val="single"/>
-          </w:rPr>
-          <w:t>20:7–10</w:t>
-        </w:r>
-      </w:hyperlink>
+      <w:r>
+        <w:rPr>
+          <w:lang w:val="ru_RU" w:bidi="ru_RU"/>
+        </w:rPr>
+        <w:t>20:7–10</w:t>
+      </w:r>
       <w:r>
         <w:rPr>
           <w:lang w:val="ru_RU" w:bidi="ru_RU"/>
         </w:rPr>
         <w:t>). Все, кто последовал за драконом, будут судимы перед Божьим престолом, и смерть — величайший враг человечества — будет уничтожена (</w:t>
       </w:r>
-      <w:hyperlink r:id="rId42">
-        <w:r>
-          <w:rPr>
-            <w:lang w:val="ru_RU" w:bidi="ru_RU"/>
-          </w:rPr>
-          <w:rPr>
-            <w:color w:val="0000EE"/>
-            <w:u w:val="single"/>
-          </w:rPr>
-          <w:t>20:11–15</w:t>
-        </w:r>
-      </w:hyperlink>
+      <w:r>
+        <w:rPr>
+          <w:lang w:val="ru_RU" w:bidi="ru_RU"/>
+        </w:rPr>
+        <w:t>20:11–15</w:t>
+      </w:r>
       <w:r>
         <w:rPr>
           <w:lang w:val="ru_RU" w:bidi="ru_RU"/>
@@ -947,54 +767,36 @@
         </w:rPr>
         <w:t>Наконец, Иоанн рисует чудесную картину небес, поражающую воображение человека своим устройством, размерами и символическими образами (</w:t>
       </w:r>
-      <w:hyperlink r:id="rId43">
-        <w:r>
-          <w:rPr>
-            <w:lang w:val="ru_RU" w:bidi="ru_RU"/>
-          </w:rPr>
-          <w:rPr>
-            <w:color w:val="0000EE"/>
-            <w:u w:val="single"/>
-          </w:rPr>
-          <w:t>гл. 21–22</w:t>
-        </w:r>
-      </w:hyperlink>
+      <w:r>
+        <w:rPr>
+          <w:lang w:val="ru_RU" w:bidi="ru_RU"/>
+        </w:rPr>
+        <w:t>гл. 21–22</w:t>
+      </w:r>
       <w:r>
         <w:rPr>
           <w:lang w:val="ru_RU" w:bidi="ru_RU"/>
         </w:rPr>
         <w:t>). Эти сцены с их видением надежды являются достойным завершением книги Откровение и всей Библии. Дух и Церковь приглашают всех читателей прийти и принять вечное Божье обетование (</w:t>
       </w:r>
-      <w:hyperlink r:id="rId44">
-        <w:r>
-          <w:rPr>
-            <w:lang w:val="ru_RU" w:bidi="ru_RU"/>
-          </w:rPr>
-          <w:rPr>
-            <w:color w:val="0000EE"/>
-            <w:u w:val="single"/>
-          </w:rPr>
-          <w:t>22:17</w:t>
-        </w:r>
-      </w:hyperlink>
+      <w:r>
+        <w:rPr>
+          <w:lang w:val="ru_RU" w:bidi="ru_RU"/>
+        </w:rPr>
+        <w:t>22:17</w:t>
+      </w:r>
       <w:r>
         <w:rPr>
           <w:lang w:val="ru_RU" w:bidi="ru_RU"/>
         </w:rPr>
         <w:t>). Книга завершается непрерывной молитвой тех, кто следует за Христом: «Ей, гряди, Господи Иисусе!» (</w:t>
       </w:r>
-      <w:hyperlink r:id="rId45">
-        <w:r>
-          <w:rPr>
-            <w:lang w:val="ru_RU" w:bidi="ru_RU"/>
-          </w:rPr>
-          <w:rPr>
-            <w:color w:val="0000EE"/>
-            <w:u w:val="single"/>
-          </w:rPr>
-          <w:t>22:20</w:t>
-        </w:r>
-      </w:hyperlink>
+      <w:r>
+        <w:rPr>
+          <w:lang w:val="ru_RU" w:bidi="ru_RU"/>
+        </w:rPr>
+        <w:t>22:20</w:t>
+      </w:r>
       <w:r>
         <w:rPr>
           <w:lang w:val="ru_RU" w:bidi="ru_RU"/>
@@ -1026,18 +828,12 @@
         </w:rPr>
         <w:t>Книга Откровение является захватывающим произведением, которое продолжает приводить в замешательство многих читателей, возможно, из-за того, что по своей природе она является одновременно пророчеством и апокалипсисом. Жан Кальвин, швейцарский реформатор, написал комментарии ко всем книгам Библии, кроме книги Откровение, что говорит о том, что он не был уверен в полном понимании этой книги. Мартин Лютер считал, что Откровение недостаточно учит об оправдании верой, поэтому он отнёс Откровение к суб-каноническим книгам, рассматривая его как авторитетное не для доктрины, а только для христианской жизни. В свете трудностей с толкованием многие христианские учителя следуют тем же путём, либо полностью избегая книги Откровения, либо говоря только о посланиях к церквам (</w:t>
       </w:r>
-      <w:hyperlink r:id="rId17">
-        <w:r>
-          <w:rPr>
-            <w:lang w:val="ru_RU" w:bidi="ru_RU"/>
-          </w:rPr>
-          <w:rPr>
-            <w:color w:val="0000EE"/>
-            <w:u w:val="single"/>
-          </w:rPr>
-          <w:t>гл. 2–3</w:t>
-        </w:r>
-      </w:hyperlink>
+      <w:r>
+        <w:rPr>
+          <w:lang w:val="ru_RU" w:bidi="ru_RU"/>
+        </w:rPr>
+        <w:t>гл. 2–3</w:t>
+      </w:r>
       <w:r>
         <w:rPr>
           <w:lang w:val="ru_RU" w:bidi="ru_RU"/>
@@ -1083,36 +879,24 @@
         </w:rPr>
         <w:t xml:space="preserve">Вся Библия вдохновлена Богом (см. </w:t>
       </w:r>
-      <w:hyperlink r:id="rId46">
-        <w:r>
-          <w:rPr>
-            <w:lang w:val="ru_RU" w:bidi="ru_RU"/>
-          </w:rPr>
-          <w:rPr>
-            <w:color w:val="0000EE"/>
-            <w:u w:val="single"/>
-          </w:rPr>
-          <w:t>2 Тим.3:15–17</w:t>
-        </w:r>
-      </w:hyperlink>
+      <w:r>
+        <w:rPr>
+          <w:lang w:val="ru_RU" w:bidi="ru_RU"/>
+        </w:rPr>
+        <w:t>2 Тим.3:15–17</w:t>
+      </w:r>
       <w:r>
         <w:rPr>
           <w:lang w:val="ru_RU" w:bidi="ru_RU"/>
         </w:rPr>
         <w:t xml:space="preserve">; </w:t>
       </w:r>
-      <w:hyperlink r:id="rId47">
-        <w:r>
-          <w:rPr>
-            <w:lang w:val="ru_RU" w:bidi="ru_RU"/>
-          </w:rPr>
-          <w:rPr>
-            <w:color w:val="0000EE"/>
-            <w:u w:val="single"/>
-          </w:rPr>
-          <w:t>2Пет.1:20–21</w:t>
-        </w:r>
-      </w:hyperlink>
+      <w:r>
+        <w:rPr>
+          <w:lang w:val="ru_RU" w:bidi="ru_RU"/>
+        </w:rPr>
+        <w:t>2Пет.1:20–21</w:t>
+      </w:r>
       <w:r>
         <w:rPr>
           <w:lang w:val="ru_RU" w:bidi="ru_RU"/>
@@ -1184,36 +968,24 @@
         </w:rPr>
         <w:t xml:space="preserve"> это как погрузиться в царство снов вместе с Богом и обнаружить, что в этих снах есть чудесное послание от Него. Читателям будет полезнее постараться мыслить образами, а не пытаться вписать все сцены Откровения в логическую систему. Например, когда Иоанн говорит, что «вся трава зелёная сгорела» (</w:t>
       </w:r>
-      <w:hyperlink r:id="rId48">
-        <w:r>
-          <w:rPr>
-            <w:lang w:val="ru_RU" w:bidi="ru_RU"/>
-          </w:rPr>
-          <w:rPr>
-            <w:color w:val="0000EE"/>
-            <w:u w:val="single"/>
-          </w:rPr>
-          <w:t>8:7</w:t>
-        </w:r>
-      </w:hyperlink>
+      <w:r>
+        <w:rPr>
+          <w:lang w:val="ru_RU" w:bidi="ru_RU"/>
+        </w:rPr>
+        <w:t>8:7</w:t>
+      </w:r>
       <w:r>
         <w:rPr>
           <w:lang w:val="ru_RU" w:bidi="ru_RU"/>
         </w:rPr>
         <w:t>), а затем чуть позже говорит, что саранче было дано повеление «не делать вреда траве» (</w:t>
       </w:r>
-      <w:hyperlink r:id="rId49">
-        <w:r>
-          <w:rPr>
-            <w:lang w:val="ru_RU" w:bidi="ru_RU"/>
-          </w:rPr>
-          <w:rPr>
-            <w:color w:val="0000EE"/>
-            <w:u w:val="single"/>
-          </w:rPr>
-          <w:t>9:4</w:t>
-        </w:r>
-      </w:hyperlink>
+      <w:r>
+        <w:rPr>
+          <w:lang w:val="ru_RU" w:bidi="ru_RU"/>
+        </w:rPr>
+        <w:t>9:4</w:t>
+      </w:r>
       <w:r>
         <w:rPr>
           <w:lang w:val="ru_RU" w:bidi="ru_RU"/>
@@ -1232,36 +1004,24 @@
         </w:rPr>
         <w:t>» (</w:t>
       </w:r>
-      <w:hyperlink r:id="rId50">
-        <w:r>
-          <w:rPr>
-            <w:lang w:val="ru_RU" w:bidi="ru_RU"/>
-          </w:rPr>
-          <w:rPr>
-            <w:color w:val="0000EE"/>
-            <w:u w:val="single"/>
-          </w:rPr>
-          <w:t>11:19</w:t>
-        </w:r>
-      </w:hyperlink>
+      <w:r>
+        <w:rPr>
+          <w:lang w:val="ru_RU" w:bidi="ru_RU"/>
+        </w:rPr>
+        <w:t>11:19</w:t>
+      </w:r>
       <w:r>
         <w:rPr>
           <w:lang w:val="ru_RU" w:bidi="ru_RU"/>
         </w:rPr>
         <w:t>), но позже мы обнаруживаем слова «храма же я не видел» (</w:t>
       </w:r>
-      <w:hyperlink r:id="rId51">
-        <w:r>
-          <w:rPr>
-            <w:lang w:val="ru_RU" w:bidi="ru_RU"/>
-          </w:rPr>
-          <w:rPr>
-            <w:color w:val="0000EE"/>
-            <w:u w:val="single"/>
-          </w:rPr>
-          <w:t>21:22</w:t>
-        </w:r>
-      </w:hyperlink>
+      <w:r>
+        <w:rPr>
+          <w:lang w:val="ru_RU" w:bidi="ru_RU"/>
+        </w:rPr>
+        <w:t>21:22</w:t>
+      </w:r>
       <w:r>
         <w:rPr>
           <w:lang w:val="ru_RU" w:bidi="ru_RU"/>
@@ -1293,18 +1053,12 @@
         </w:rPr>
         <w:t>С помощью образов и видений Иоанн мастерски переносит наш разум в царство воображения. Но Иоанн был не единственный, кто писал подобным образом, — он использовал знакомый литературный жанр, с помощью которого передал своё послание. Эти произведения, наполненные образами, называются «апокалиптическими» (от греч. «раскрывать»), потому что они претендуют на то, чтобы раскрывать новое видение реальности. Такие произведения часто создавались во времена гонений и преследований, чтобы ободрить людей. В апокалиптической литературе символические имена, числа и описания часто используются как «шифр», чтобы посторонние читатели (особенно враги), не обладающие ключом к шифру, не могли понять значения послания. Подобные тексты казались бы посторонним бессмыслицей. Например, в книге Откровение Вавилон используется как зашифрованное обозначение Рима (</w:t>
       </w:r>
-      <w:hyperlink r:id="rId52">
-        <w:r>
-          <w:rPr>
-            <w:lang w:val="ru_RU" w:bidi="ru_RU"/>
-          </w:rPr>
-          <w:rPr>
-            <w:color w:val="0000EE"/>
-            <w:u w:val="single"/>
-          </w:rPr>
-          <w:t>17:5–9</w:t>
-        </w:r>
-      </w:hyperlink>
+      <w:r>
+        <w:rPr>
+          <w:lang w:val="ru_RU" w:bidi="ru_RU"/>
+        </w:rPr>
+        <w:t>17:5–9</w:t>
+      </w:r>
       <w:r>
         <w:rPr>
           <w:lang w:val="ru_RU" w:bidi="ru_RU"/>
@@ -1363,36 +1117,24 @@
         </w:rPr>
         <w:t>Как провидец, который видит видения, Иоанн также называет своё послание «пророчеством» (</w:t>
       </w:r>
-      <w:hyperlink r:id="rId53">
-        <w:r>
-          <w:rPr>
-            <w:lang w:val="ru_RU" w:bidi="ru_RU"/>
-          </w:rPr>
-          <w:rPr>
-            <w:color w:val="0000EE"/>
-            <w:u w:val="single"/>
-          </w:rPr>
-          <w:t>1:3</w:t>
-        </w:r>
-      </w:hyperlink>
+      <w:r>
+        <w:rPr>
+          <w:lang w:val="ru_RU" w:bidi="ru_RU"/>
+        </w:rPr>
+        <w:t>1:3</w:t>
+      </w:r>
       <w:r>
         <w:rPr>
           <w:lang w:val="ru_RU" w:bidi="ru_RU"/>
         </w:rPr>
         <w:t xml:space="preserve">; </w:t>
       </w:r>
-      <w:hyperlink r:id="rId54">
-        <w:r>
-          <w:rPr>
-            <w:lang w:val="ru_RU" w:bidi="ru_RU"/>
-          </w:rPr>
-          <w:rPr>
-            <w:color w:val="0000EE"/>
-            <w:u w:val="single"/>
-          </w:rPr>
-          <w:t>22:7</w:t>
-        </w:r>
-      </w:hyperlink>
+      <w:r>
+        <w:rPr>
+          <w:lang w:val="ru_RU" w:bidi="ru_RU"/>
+        </w:rPr>
+        <w:t>22:7</w:t>
+      </w:r>
       <w:r>
         <w:rPr>
           <w:lang w:val="ru_RU" w:bidi="ru_RU"/>
@@ -1451,180 +1193,120 @@
         </w:rPr>
         <w:t xml:space="preserve">В отличие от этого, книги, собранные в Новом Завете, были написаны под собственными именами их авторов (см. </w:t>
       </w:r>
-      <w:hyperlink r:id="rId55">
-        <w:r>
-          <w:rPr>
-            <w:lang w:val="ru_RU" w:bidi="ru_RU"/>
-          </w:rPr>
-          <w:rPr>
-            <w:color w:val="0000EE"/>
-            <w:u w:val="single"/>
-          </w:rPr>
-          <w:t>Рим.1:1</w:t>
-        </w:r>
-      </w:hyperlink>
+      <w:r>
+        <w:rPr>
+          <w:lang w:val="ru_RU" w:bidi="ru_RU"/>
+        </w:rPr>
+        <w:t>Рим.1:1</w:t>
+      </w:r>
       <w:r>
         <w:rPr>
           <w:lang w:val="ru_RU" w:bidi="ru_RU"/>
         </w:rPr>
         <w:t xml:space="preserve">; </w:t>
       </w:r>
-      <w:hyperlink r:id="rId56">
-        <w:r>
-          <w:rPr>
-            <w:lang w:val="ru_RU" w:bidi="ru_RU"/>
-          </w:rPr>
-          <w:rPr>
-            <w:color w:val="0000EE"/>
-            <w:u w:val="single"/>
-          </w:rPr>
-          <w:t>2Фес.3:17</w:t>
-        </w:r>
-      </w:hyperlink>
+      <w:r>
+        <w:rPr>
+          <w:lang w:val="ru_RU" w:bidi="ru_RU"/>
+        </w:rPr>
+        <w:t>2Фес.3:17</w:t>
+      </w:r>
       <w:r>
         <w:rPr>
           <w:lang w:val="ru_RU" w:bidi="ru_RU"/>
         </w:rPr>
         <w:t>), или были по праву апостольскими, даже если в них не указано имя автора (например, Евангелие от Матфея, Послание к Евреям). Автор книги Откровение называет себя просто Иоанном (</w:t>
       </w:r>
-      <w:hyperlink r:id="rId57">
-        <w:r>
-          <w:rPr>
-            <w:lang w:val="ru_RU" w:bidi="ru_RU"/>
-          </w:rPr>
-          <w:rPr>
-            <w:color w:val="0000EE"/>
-            <w:u w:val="single"/>
-          </w:rPr>
-          <w:t>1:1</w:t>
-        </w:r>
-      </w:hyperlink>
+      <w:r>
+        <w:rPr>
+          <w:lang w:val="ru_RU" w:bidi="ru_RU"/>
+        </w:rPr>
+        <w:t>1:1</w:t>
+      </w:r>
       <w:r>
         <w:rPr>
           <w:lang w:val="ru_RU" w:bidi="ru_RU"/>
         </w:rPr>
         <w:t>,</w:t>
       </w:r>
-      <w:hyperlink r:id="rId58">
-        <w:r>
-          <w:rPr>
-            <w:lang w:val="ru_RU" w:bidi="ru_RU"/>
-          </w:rPr>
-          <w:rPr>
-            <w:color w:val="0000EE"/>
-            <w:u w:val="single"/>
-          </w:rPr>
-          <w:t>4</w:t>
-        </w:r>
-      </w:hyperlink>
+      <w:r>
+        <w:rPr>
+          <w:lang w:val="ru_RU" w:bidi="ru_RU"/>
+        </w:rPr>
+        <w:t>4</w:t>
+      </w:r>
       <w:r>
         <w:rPr>
           <w:lang w:val="ru_RU" w:bidi="ru_RU"/>
         </w:rPr>
         <w:t>,</w:t>
       </w:r>
-      <w:hyperlink r:id="rId59">
-        <w:r>
-          <w:rPr>
-            <w:lang w:val="ru_RU" w:bidi="ru_RU"/>
-          </w:rPr>
-          <w:rPr>
-            <w:color w:val="0000EE"/>
-            <w:u w:val="single"/>
-          </w:rPr>
-          <w:t>9</w:t>
-        </w:r>
-      </w:hyperlink>
+      <w:r>
+        <w:rPr>
+          <w:lang w:val="ru_RU" w:bidi="ru_RU"/>
+        </w:rPr>
+        <w:t>9</w:t>
+      </w:r>
       <w:r>
         <w:rPr>
           <w:lang w:val="ru_RU" w:bidi="ru_RU"/>
         </w:rPr>
         <w:t>). В ранней церкви этот Иоанн обычно отождествлялся с апостолом Иоанном, который называет себя в Евангелии, носящем его имя, «учеником, которого любил Иисус» (</w:t>
       </w:r>
-      <w:hyperlink r:id="rId60">
-        <w:r>
-          <w:rPr>
-            <w:lang w:val="ru_RU" w:bidi="ru_RU"/>
-          </w:rPr>
-          <w:rPr>
-            <w:color w:val="0000EE"/>
-            <w:u w:val="single"/>
-          </w:rPr>
-          <w:t>Ин.13:23</w:t>
-        </w:r>
-      </w:hyperlink>
+      <w:r>
+        <w:rPr>
+          <w:lang w:val="ru_RU" w:bidi="ru_RU"/>
+        </w:rPr>
+        <w:t>Ин.13:23</w:t>
+      </w:r>
       <w:r>
         <w:rPr>
           <w:lang w:val="ru_RU" w:bidi="ru_RU"/>
         </w:rPr>
         <w:t xml:space="preserve">; </w:t>
       </w:r>
-      <w:hyperlink r:id="rId61">
-        <w:r>
-          <w:rPr>
-            <w:lang w:val="ru_RU" w:bidi="ru_RU"/>
-          </w:rPr>
-          <w:rPr>
-            <w:color w:val="0000EE"/>
-            <w:u w:val="single"/>
-          </w:rPr>
-          <w:t>19:26</w:t>
-        </w:r>
-      </w:hyperlink>
+      <w:r>
+        <w:rPr>
+          <w:lang w:val="ru_RU" w:bidi="ru_RU"/>
+        </w:rPr>
+        <w:t>19:26</w:t>
+      </w:r>
       <w:r>
         <w:rPr>
           <w:lang w:val="ru_RU" w:bidi="ru_RU"/>
         </w:rPr>
         <w:t xml:space="preserve">; </w:t>
       </w:r>
-      <w:hyperlink r:id="rId62">
-        <w:r>
-          <w:rPr>
-            <w:lang w:val="ru_RU" w:bidi="ru_RU"/>
-          </w:rPr>
-          <w:rPr>
-            <w:color w:val="0000EE"/>
-            <w:u w:val="single"/>
-          </w:rPr>
-          <w:t>20:2</w:t>
-        </w:r>
-      </w:hyperlink>
+      <w:r>
+        <w:rPr>
+          <w:lang w:val="ru_RU" w:bidi="ru_RU"/>
+        </w:rPr>
+        <w:t>20:2</w:t>
+      </w:r>
       <w:r>
         <w:rPr>
           <w:lang w:val="ru_RU" w:bidi="ru_RU"/>
         </w:rPr>
         <w:t xml:space="preserve">; </w:t>
       </w:r>
-      <w:hyperlink r:id="rId63">
-        <w:r>
-          <w:rPr>
-            <w:lang w:val="ru_RU" w:bidi="ru_RU"/>
-          </w:rPr>
-          <w:rPr>
-            <w:color w:val="0000EE"/>
-            <w:u w:val="single"/>
-          </w:rPr>
-          <w:t>21:7</w:t>
-        </w:r>
-      </w:hyperlink>
+      <w:r>
+        <w:rPr>
+          <w:lang w:val="ru_RU" w:bidi="ru_RU"/>
+        </w:rPr>
+        <w:t>21:7</w:t>
+      </w:r>
       <w:r>
         <w:rPr>
           <w:lang w:val="ru_RU" w:bidi="ru_RU"/>
         </w:rPr>
         <w:t>), а в своих посланиях он называет себя «старцем» (</w:t>
       </w:r>
-      <w:hyperlink r:id="rId64">
-        <w:r>
-          <w:rPr>
-            <w:lang w:val="ru_RU" w:bidi="ru_RU"/>
-          </w:rPr>
-          <w:rPr>
-            <w:color w:val="0000EE"/>
-            <w:u w:val="single"/>
-          </w:rPr>
-          <w:t>3Ин.1:1</w:t>
-        </w:r>
-      </w:hyperlink>
+      <w:r>
+        <w:rPr>
+          <w:lang w:val="ru_RU" w:bidi="ru_RU"/>
+        </w:rPr>
+        <w:t>3Ин.1:1</w:t>
+      </w:r>
       <w:r>
         <w:rPr>
           <w:lang w:val="ru_RU" w:bidi="ru_RU"/>
@@ -1668,18 +1350,12 @@
         </w:rPr>
         <w:t xml:space="preserve"> скалистом острове, служившем римской тюрьмой, у западного побережья Малой Асии недалеко от Ефеса (</w:t>
       </w:r>
-      <w:hyperlink r:id="rId59">
-        <w:r>
-          <w:rPr>
-            <w:lang w:val="ru_RU" w:bidi="ru_RU"/>
-          </w:rPr>
-          <w:rPr>
-            <w:color w:val="0000EE"/>
-            <w:u w:val="single"/>
-          </w:rPr>
-          <w:t>Откр.1:9</w:t>
-        </w:r>
-      </w:hyperlink>
+      <w:r>
+        <w:rPr>
+          <w:lang w:val="ru_RU" w:bidi="ru_RU"/>
+        </w:rPr>
+        <w:t>Откр.1:9</w:t>
+      </w:r>
       <w:r>
         <w:rPr>
           <w:lang w:val="ru_RU" w:bidi="ru_RU"/>
@@ -1700,18 +1376,12 @@
         </w:rPr>
         <w:t>Иоанн, вероятно, написал Откровение в последние годы правления Домициана (94–96 гг. н.э.) или сразу после (96–99 гг. н.э.). Восемь царей (</w:t>
       </w:r>
-      <w:hyperlink r:id="rId65">
-        <w:r>
-          <w:rPr>
-            <w:lang w:val="ru_RU" w:bidi="ru_RU"/>
-          </w:rPr>
-          <w:rPr>
-            <w:color w:val="0000EE"/>
-            <w:u w:val="single"/>
-          </w:rPr>
-          <w:t>17:7–11</w:t>
-        </w:r>
-      </w:hyperlink>
+      <w:r>
+        <w:rPr>
+          <w:lang w:val="ru_RU" w:bidi="ru_RU"/>
+        </w:rPr>
+        <w:t>17:7–11</w:t>
+      </w:r>
       <w:r>
         <w:rPr>
           <w:lang w:val="ru_RU" w:bidi="ru_RU"/>
@@ -1732,90 +1402,60 @@
         </w:rPr>
         <w:t>В эти времена христиане переживали сильнейшие страдания и гонения (</w:t>
       </w:r>
-      <w:hyperlink r:id="rId66">
-        <w:r>
-          <w:rPr>
-            <w:lang w:val="ru_RU" w:bidi="ru_RU"/>
-          </w:rPr>
-          <w:rPr>
-            <w:color w:val="0000EE"/>
-            <w:u w:val="single"/>
-          </w:rPr>
-          <w:t>2:9</w:t>
-        </w:r>
-      </w:hyperlink>
+      <w:r>
+        <w:rPr>
+          <w:lang w:val="ru_RU" w:bidi="ru_RU"/>
+        </w:rPr>
+        <w:t>2:9</w:t>
+      </w:r>
       <w:r>
         <w:rPr>
           <w:lang w:val="ru_RU" w:bidi="ru_RU"/>
         </w:rPr>
         <w:t>,</w:t>
       </w:r>
-      <w:hyperlink r:id="rId67">
-        <w:r>
-          <w:rPr>
-            <w:lang w:val="ru_RU" w:bidi="ru_RU"/>
-          </w:rPr>
-          <w:rPr>
-            <w:color w:val="0000EE"/>
-            <w:u w:val="single"/>
-          </w:rPr>
-          <w:t>13</w:t>
-        </w:r>
-      </w:hyperlink>
+      <w:r>
+        <w:rPr>
+          <w:lang w:val="ru_RU" w:bidi="ru_RU"/>
+        </w:rPr>
+        <w:t>13</w:t>
+      </w:r>
       <w:r>
         <w:rPr>
           <w:lang w:val="ru_RU" w:bidi="ru_RU"/>
         </w:rPr>
         <w:t xml:space="preserve">; </w:t>
       </w:r>
-      <w:hyperlink r:id="rId68">
-        <w:r>
-          <w:rPr>
-            <w:lang w:val="ru_RU" w:bidi="ru_RU"/>
-          </w:rPr>
-          <w:rPr>
-            <w:color w:val="0000EE"/>
-            <w:u w:val="single"/>
-          </w:rPr>
-          <w:t>3:9</w:t>
-        </w:r>
-      </w:hyperlink>
+      <w:r>
+        <w:rPr>
+          <w:lang w:val="ru_RU" w:bidi="ru_RU"/>
+        </w:rPr>
+        <w:t>3:9</w:t>
+      </w:r>
       <w:r>
         <w:rPr>
           <w:lang w:val="ru_RU" w:bidi="ru_RU"/>
         </w:rPr>
         <w:t xml:space="preserve">; </w:t>
       </w:r>
-      <w:hyperlink r:id="rId69">
-        <w:r>
-          <w:rPr>
-            <w:lang w:val="ru_RU" w:bidi="ru_RU"/>
-          </w:rPr>
-          <w:rPr>
-            <w:color w:val="0000EE"/>
-            <w:u w:val="single"/>
-          </w:rPr>
-          <w:t>13:7</w:t>
-        </w:r>
-      </w:hyperlink>
+      <w:r>
+        <w:rPr>
+          <w:lang w:val="ru_RU" w:bidi="ru_RU"/>
+        </w:rPr>
+        <w:t>13:7</w:t>
+      </w:r>
       <w:r>
         <w:rPr>
           <w:lang w:val="ru_RU" w:bidi="ru_RU"/>
         </w:rPr>
         <w:t>). Иоанн призывает своих читателей к стойкости и верности (</w:t>
       </w:r>
-      <w:hyperlink r:id="rId70">
-        <w:r>
-          <w:rPr>
-            <w:lang w:val="ru_RU" w:bidi="ru_RU"/>
-          </w:rPr>
-          <w:rPr>
-            <w:color w:val="0000EE"/>
-            <w:u w:val="single"/>
-          </w:rPr>
-          <w:t>13:10</w:t>
-        </w:r>
-      </w:hyperlink>
+      <w:r>
+        <w:rPr>
+          <w:lang w:val="ru_RU" w:bidi="ru_RU"/>
+        </w:rPr>
+        <w:t>13:10</w:t>
+      </w:r>
       <w:r>
         <w:rPr>
           <w:lang w:val="ru_RU" w:bidi="ru_RU"/>
@@ -1847,18 +1487,12 @@
         </w:rPr>
         <w:t xml:space="preserve">Адресатами книги Откровение были церкви в римской провинции Асия (западная часть современной Турции). Семь городов, упомянутых в </w:t>
       </w:r>
-      <w:hyperlink r:id="rId71">
-        <w:r>
-          <w:rPr>
-            <w:lang w:val="ru_RU" w:bidi="ru_RU"/>
-          </w:rPr>
-          <w:rPr>
-            <w:color w:val="0000EE"/>
-            <w:u w:val="single"/>
-          </w:rPr>
-          <w:t>главах 1–3</w:t>
-        </w:r>
-      </w:hyperlink>
+      <w:r>
+        <w:rPr>
+          <w:lang w:val="ru_RU" w:bidi="ru_RU"/>
+        </w:rPr>
+        <w:t>главах 1–3</w:t>
+      </w:r>
       <w:r>
         <w:rPr>
           <w:lang w:val="ru_RU" w:bidi="ru_RU"/>
@@ -1890,90 +1524,60 @@
         </w:rPr>
         <w:t xml:space="preserve">Книга Откровение изображает суровую природу зла, подчёркивая, что Бог всегда присутствует рядом и осуществляет Свои замыслы относительно Своего народа. Даже зло может делать только то, что Бог ему позволяет (напр., </w:t>
       </w:r>
-      <w:hyperlink r:id="rId72">
-        <w:r>
-          <w:rPr>
-            <w:lang w:val="ru_RU" w:bidi="ru_RU"/>
-          </w:rPr>
-          <w:rPr>
-            <w:color w:val="0000EE"/>
-            <w:u w:val="single"/>
-          </w:rPr>
-          <w:t>6:3–4</w:t>
-        </w:r>
-      </w:hyperlink>
+      <w:r>
+        <w:rPr>
+          <w:lang w:val="ru_RU" w:bidi="ru_RU"/>
+        </w:rPr>
+        <w:t>6:3–4</w:t>
+      </w:r>
       <w:r>
         <w:rPr>
           <w:lang w:val="ru_RU" w:bidi="ru_RU"/>
         </w:rPr>
         <w:t>,</w:t>
       </w:r>
-      <w:hyperlink r:id="rId73">
-        <w:r>
-          <w:rPr>
-            <w:lang w:val="ru_RU" w:bidi="ru_RU"/>
-          </w:rPr>
-          <w:rPr>
-            <w:color w:val="0000EE"/>
-            <w:u w:val="single"/>
-          </w:rPr>
-          <w:t>7–8</w:t>
-        </w:r>
-      </w:hyperlink>
+      <w:r>
+        <w:rPr>
+          <w:lang w:val="ru_RU" w:bidi="ru_RU"/>
+        </w:rPr>
+        <w:t>7–8</w:t>
+      </w:r>
       <w:r>
         <w:rPr>
           <w:lang w:val="ru_RU" w:bidi="ru_RU"/>
         </w:rPr>
         <w:t xml:space="preserve">; </w:t>
       </w:r>
-      <w:hyperlink r:id="rId74">
-        <w:r>
-          <w:rPr>
-            <w:lang w:val="ru_RU" w:bidi="ru_RU"/>
-          </w:rPr>
-          <w:rPr>
-            <w:color w:val="0000EE"/>
-            <w:u w:val="single"/>
-          </w:rPr>
-          <w:t>13:5–7</w:t>
-        </w:r>
-      </w:hyperlink>
+      <w:r>
+        <w:rPr>
+          <w:lang w:val="ru_RU" w:bidi="ru_RU"/>
+        </w:rPr>
+        <w:t>13:5–7</w:t>
+      </w:r>
       <w:r>
         <w:rPr>
           <w:lang w:val="ru_RU" w:bidi="ru_RU"/>
         </w:rPr>
         <w:t>). Иисус — «Альфа и Омега» (</w:t>
       </w:r>
-      <w:hyperlink r:id="rId75">
-        <w:r>
-          <w:rPr>
-            <w:lang w:val="ru_RU" w:bidi="ru_RU"/>
-          </w:rPr>
-          <w:rPr>
-            <w:color w:val="0000EE"/>
-            <w:u w:val="single"/>
-          </w:rPr>
-          <w:t>1:8</w:t>
-        </w:r>
-      </w:hyperlink>
+      <w:r>
+        <w:rPr>
+          <w:lang w:val="ru_RU" w:bidi="ru_RU"/>
+        </w:rPr>
+        <w:t>1:8</w:t>
+      </w:r>
       <w:r>
         <w:rPr>
           <w:lang w:val="ru_RU" w:bidi="ru_RU"/>
         </w:rPr>
         <w:t>), Господь всей истории от начала до конца. В конечном счёте, силы зла тщетны. Сатана уже проиграл войну (</w:t>
       </w:r>
-      <w:hyperlink r:id="rId76">
-        <w:r>
-          <w:rPr>
-            <w:lang w:val="ru_RU" w:bidi="ru_RU"/>
-          </w:rPr>
-          <w:rPr>
-            <w:color w:val="0000EE"/>
-            <w:u w:val="single"/>
-          </w:rPr>
-          <w:t>12:12</w:t>
-        </w:r>
-      </w:hyperlink>
+      <w:r>
+        <w:rPr>
+          <w:lang w:val="ru_RU" w:bidi="ru_RU"/>
+        </w:rPr>
+        <w:t>12:12</w:t>
+      </w:r>
       <w:r>
         <w:rPr>
           <w:lang w:val="ru_RU" w:bidi="ru_RU"/>
@@ -1994,324 +1598,216 @@
         </w:rPr>
         <w:t>Книга Откровение разъясняет, что то, что делается на земле, имеет вечные последствия. Страдающие слуги Бога могут порой сомневаться, достаточно ли силён Иисус, чтобы исполнить Божий замысел спасения (</w:t>
       </w:r>
-      <w:hyperlink r:id="rId77">
-        <w:r>
-          <w:rPr>
-            <w:lang w:val="ru_RU" w:bidi="ru_RU"/>
-          </w:rPr>
-          <w:rPr>
-            <w:color w:val="0000EE"/>
-            <w:u w:val="single"/>
-          </w:rPr>
-          <w:t>6:9–10</w:t>
-        </w:r>
-      </w:hyperlink>
+      <w:r>
+        <w:rPr>
+          <w:lang w:val="ru_RU" w:bidi="ru_RU"/>
+        </w:rPr>
+        <w:t>6:9–10</w:t>
+      </w:r>
       <w:r>
         <w:rPr>
           <w:lang w:val="ru_RU" w:bidi="ru_RU"/>
         </w:rPr>
         <w:t>). Однако, несмотря на всё зло в мире, книга Откровение уверяет читателей, что распятый и воскресший Божий Агнец на самом деле является могущественным Львом из колена Иудина (</w:t>
       </w:r>
-      <w:hyperlink r:id="rId78">
-        <w:r>
-          <w:rPr>
-            <w:lang w:val="ru_RU" w:bidi="ru_RU"/>
-          </w:rPr>
-          <w:rPr>
-            <w:color w:val="0000EE"/>
-            <w:u w:val="single"/>
-          </w:rPr>
-          <w:t>5:5–6</w:t>
-        </w:r>
-      </w:hyperlink>
+      <w:r>
+        <w:rPr>
+          <w:lang w:val="ru_RU" w:bidi="ru_RU"/>
+        </w:rPr>
+        <w:t>5:5–6</w:t>
+      </w:r>
       <w:r>
         <w:rPr>
           <w:lang w:val="ru_RU" w:bidi="ru_RU"/>
         </w:rPr>
         <w:t>). Он полностью достоин принять нашу хвалу (</w:t>
       </w:r>
-      <w:hyperlink r:id="rId79">
-        <w:r>
-          <w:rPr>
-            <w:lang w:val="ru_RU" w:bidi="ru_RU"/>
-          </w:rPr>
-          <w:rPr>
-            <w:color w:val="0000EE"/>
-            <w:u w:val="single"/>
-          </w:rPr>
-          <w:t>5:12</w:t>
-        </w:r>
-      </w:hyperlink>
+      <w:r>
+        <w:rPr>
+          <w:lang w:val="ru_RU" w:bidi="ru_RU"/>
+        </w:rPr>
+        <w:t>5:12</w:t>
+      </w:r>
       <w:r>
         <w:rPr>
           <w:lang w:val="ru_RU" w:bidi="ru_RU"/>
         </w:rPr>
         <w:t>), поскольку Он един с вечным Богом (</w:t>
       </w:r>
-      <w:hyperlink r:id="rId80">
-        <w:r>
-          <w:rPr>
-            <w:lang w:val="ru_RU" w:bidi="ru_RU"/>
-          </w:rPr>
-          <w:rPr>
-            <w:color w:val="0000EE"/>
-            <w:u w:val="single"/>
-          </w:rPr>
-          <w:t>5:13–14</w:t>
-        </w:r>
-      </w:hyperlink>
+      <w:r>
+        <w:rPr>
+          <w:lang w:val="ru_RU" w:bidi="ru_RU"/>
+        </w:rPr>
+        <w:t>5:13–14</w:t>
+      </w:r>
       <w:r>
         <w:rPr>
           <w:lang w:val="ru_RU" w:bidi="ru_RU"/>
         </w:rPr>
         <w:t>). Хотя образ жизни этого мира ведёт к войне, насилию, экономическому дисбалансу и смерти (</w:t>
       </w:r>
-      <w:hyperlink r:id="rId81">
-        <w:r>
-          <w:rPr>
-            <w:lang w:val="ru_RU" w:bidi="ru_RU"/>
-          </w:rPr>
-          <w:rPr>
-            <w:color w:val="0000EE"/>
-            <w:u w:val="single"/>
-          </w:rPr>
-          <w:t>6:1–8</w:t>
-        </w:r>
-      </w:hyperlink>
+      <w:r>
+        <w:rPr>
+          <w:lang w:val="ru_RU" w:bidi="ru_RU"/>
+        </w:rPr>
+        <w:t>6:1–8</w:t>
+      </w:r>
       <w:r>
         <w:rPr>
           <w:lang w:val="ru_RU" w:bidi="ru_RU"/>
         </w:rPr>
         <w:t>), и хотя некоторые люди, кажется, извлекают выгоду из союза со злом (</w:t>
       </w:r>
-      <w:hyperlink r:id="rId82">
-        <w:r>
-          <w:rPr>
-            <w:lang w:val="ru_RU" w:bidi="ru_RU"/>
-          </w:rPr>
-          <w:rPr>
-            <w:color w:val="0000EE"/>
-            <w:u w:val="single"/>
-          </w:rPr>
-          <w:t>13:15–17</w:t>
-        </w:r>
-      </w:hyperlink>
+      <w:r>
+        <w:rPr>
+          <w:lang w:val="ru_RU" w:bidi="ru_RU"/>
+        </w:rPr>
+        <w:t>13:15–17</w:t>
+      </w:r>
       <w:r>
         <w:rPr>
           <w:lang w:val="ru_RU" w:bidi="ru_RU"/>
         </w:rPr>
         <w:t>), всё это в итоге принесёт бедствия и гибель (</w:t>
       </w:r>
-      <w:hyperlink r:id="rId83">
-        <w:r>
-          <w:rPr>
-            <w:lang w:val="ru_RU" w:bidi="ru_RU"/>
-          </w:rPr>
-          <w:rPr>
-            <w:color w:val="0000EE"/>
-            <w:u w:val="single"/>
-          </w:rPr>
-          <w:t>18:9–24</w:t>
-        </w:r>
-      </w:hyperlink>
+      <w:r>
+        <w:rPr>
+          <w:lang w:val="ru_RU" w:bidi="ru_RU"/>
+        </w:rPr>
+        <w:t>18:9–24</w:t>
+      </w:r>
       <w:r>
         <w:rPr>
           <w:lang w:val="ru_RU" w:bidi="ru_RU"/>
         </w:rPr>
         <w:t>). Божий народ может быть гоним и умирать за свою веру (</w:t>
       </w:r>
-      <w:hyperlink r:id="rId69">
-        <w:r>
-          <w:rPr>
-            <w:lang w:val="ru_RU" w:bidi="ru_RU"/>
-          </w:rPr>
-          <w:rPr>
-            <w:color w:val="0000EE"/>
-            <w:u w:val="single"/>
-          </w:rPr>
-          <w:t>13:7</w:t>
-        </w:r>
-      </w:hyperlink>
+      <w:r>
+        <w:rPr>
+          <w:lang w:val="ru_RU" w:bidi="ru_RU"/>
+        </w:rPr>
+        <w:t>13:7</w:t>
+      </w:r>
       <w:r>
         <w:rPr>
           <w:lang w:val="ru_RU" w:bidi="ru_RU"/>
         </w:rPr>
         <w:t>), но в конечном счёте он восторжествует со Христом (</w:t>
       </w:r>
-      <w:hyperlink r:id="rId84">
-        <w:r>
-          <w:rPr>
-            <w:lang w:val="ru_RU" w:bidi="ru_RU"/>
-          </w:rPr>
-          <w:rPr>
-            <w:color w:val="0000EE"/>
-            <w:u w:val="single"/>
-          </w:rPr>
-          <w:t>14:1–3</w:t>
-        </w:r>
-      </w:hyperlink>
+      <w:r>
+        <w:rPr>
+          <w:lang w:val="ru_RU" w:bidi="ru_RU"/>
+        </w:rPr>
+        <w:t>14:1–3</w:t>
+      </w:r>
       <w:r>
         <w:rPr>
           <w:lang w:val="ru_RU" w:bidi="ru_RU"/>
         </w:rPr>
         <w:t>), потому что он отмечен печатью Бога (</w:t>
       </w:r>
-      <w:hyperlink r:id="rId85">
-        <w:r>
-          <w:rPr>
-            <w:lang w:val="ru_RU" w:bidi="ru_RU"/>
-          </w:rPr>
-          <w:rPr>
-            <w:color w:val="0000EE"/>
-            <w:u w:val="single"/>
-          </w:rPr>
-          <w:t>7:4</w:t>
-        </w:r>
-      </w:hyperlink>
+      <w:r>
+        <w:rPr>
+          <w:lang w:val="ru_RU" w:bidi="ru_RU"/>
+        </w:rPr>
+        <w:t>7:4</w:t>
+      </w:r>
       <w:r>
         <w:rPr>
           <w:lang w:val="ru_RU" w:bidi="ru_RU"/>
         </w:rPr>
         <w:t>) и удостоен белого одеяния победы (</w:t>
       </w:r>
-      <w:hyperlink r:id="rId86">
-        <w:r>
-          <w:rPr>
-            <w:lang w:val="ru_RU" w:bidi="ru_RU"/>
-          </w:rPr>
-          <w:rPr>
-            <w:color w:val="0000EE"/>
-            <w:u w:val="single"/>
-          </w:rPr>
-          <w:t>6:11</w:t>
-        </w:r>
-      </w:hyperlink>
+      <w:r>
+        <w:rPr>
+          <w:lang w:val="ru_RU" w:bidi="ru_RU"/>
+        </w:rPr>
+        <w:t>6:11</w:t>
+      </w:r>
       <w:r>
         <w:rPr>
           <w:lang w:val="ru_RU" w:bidi="ru_RU"/>
         </w:rPr>
         <w:t xml:space="preserve">; </w:t>
       </w:r>
-      <w:hyperlink r:id="rId87">
-        <w:r>
-          <w:rPr>
-            <w:lang w:val="ru_RU" w:bidi="ru_RU"/>
-          </w:rPr>
-          <w:rPr>
-            <w:color w:val="0000EE"/>
-            <w:u w:val="single"/>
-          </w:rPr>
-          <w:t>7:9</w:t>
-        </w:r>
-      </w:hyperlink>
+      <w:r>
+        <w:rPr>
+          <w:lang w:val="ru_RU" w:bidi="ru_RU"/>
+        </w:rPr>
+        <w:t>7:9</w:t>
+      </w:r>
       <w:r>
         <w:rPr>
           <w:lang w:val="ru_RU" w:bidi="ru_RU"/>
         </w:rPr>
         <w:t>). Божий народ получит доступ в небесные обители (</w:t>
       </w:r>
-      <w:hyperlink r:id="rId88">
-        <w:r>
-          <w:rPr>
-            <w:lang w:val="ru_RU" w:bidi="ru_RU"/>
-          </w:rPr>
-          <w:rPr>
-            <w:color w:val="0000EE"/>
-            <w:u w:val="single"/>
-          </w:rPr>
-          <w:t>21:7</w:t>
-        </w:r>
-      </w:hyperlink>
+      <w:r>
+        <w:rPr>
+          <w:lang w:val="ru_RU" w:bidi="ru_RU"/>
+        </w:rPr>
+        <w:t>21:7</w:t>
+      </w:r>
       <w:r>
         <w:rPr>
           <w:lang w:val="ru_RU" w:bidi="ru_RU"/>
         </w:rPr>
         <w:t>), будет постоянно славить Бога и Агнца (</w:t>
       </w:r>
-      <w:hyperlink r:id="rId89">
-        <w:r>
-          <w:rPr>
-            <w:lang w:val="ru_RU" w:bidi="ru_RU"/>
-          </w:rPr>
-          <w:rPr>
-            <w:color w:val="0000EE"/>
-            <w:u w:val="single"/>
-          </w:rPr>
-          <w:t>7:10</w:t>
-        </w:r>
-      </w:hyperlink>
+      <w:r>
+        <w:rPr>
+          <w:lang w:val="ru_RU" w:bidi="ru_RU"/>
+        </w:rPr>
+        <w:t>7:10</w:t>
+      </w:r>
       <w:r>
         <w:rPr>
           <w:lang w:val="ru_RU" w:bidi="ru_RU"/>
         </w:rPr>
         <w:t>) и будет жить вечно (</w:t>
       </w:r>
-      <w:hyperlink r:id="rId90">
-        <w:r>
-          <w:rPr>
-            <w:lang w:val="ru_RU" w:bidi="ru_RU"/>
-          </w:rPr>
-          <w:rPr>
-            <w:color w:val="0000EE"/>
-            <w:u w:val="single"/>
-          </w:rPr>
-          <w:t>22:5</w:t>
-        </w:r>
-      </w:hyperlink>
+      <w:r>
+        <w:rPr>
+          <w:lang w:val="ru_RU" w:bidi="ru_RU"/>
+        </w:rPr>
+        <w:t>22:5</w:t>
+      </w:r>
       <w:r>
         <w:rPr>
           <w:lang w:val="ru_RU" w:bidi="ru_RU"/>
         </w:rPr>
         <w:t>). Откровение напоминает читателям, что великая победа над силами зла уже была одержана на кресте (</w:t>
       </w:r>
-      <w:hyperlink r:id="rId78">
-        <w:r>
-          <w:rPr>
-            <w:lang w:val="ru_RU" w:bidi="ru_RU"/>
-          </w:rPr>
-          <w:rPr>
-            <w:color w:val="0000EE"/>
-            <w:u w:val="single"/>
-          </w:rPr>
-          <w:t>5:5–6</w:t>
-        </w:r>
-      </w:hyperlink>
+      <w:r>
+        <w:rPr>
+          <w:lang w:val="ru_RU" w:bidi="ru_RU"/>
+        </w:rPr>
+        <w:t>5:5–6</w:t>
+      </w:r>
       <w:r>
         <w:rPr>
           <w:lang w:val="ru_RU" w:bidi="ru_RU"/>
         </w:rPr>
         <w:t>). Армагеддон — это отчаянный акт неповиновения со стороны врага, который уже повержен. Хотя сатане позволено убивать святых (</w:t>
       </w:r>
-      <w:hyperlink r:id="rId69">
-        <w:r>
-          <w:rPr>
-            <w:lang w:val="ru_RU" w:bidi="ru_RU"/>
-          </w:rPr>
-          <w:rPr>
-            <w:color w:val="0000EE"/>
-            <w:u w:val="single"/>
-          </w:rPr>
-          <w:t>13:7</w:t>
-        </w:r>
-      </w:hyperlink>
+      <w:r>
+        <w:rPr>
+          <w:lang w:val="ru_RU" w:bidi="ru_RU"/>
+        </w:rPr>
+        <w:t>13:7</w:t>
+      </w:r>
       <w:r>
         <w:rPr>
           <w:lang w:val="ru_RU" w:bidi="ru_RU"/>
         </w:rPr>
         <w:t>), они уже победили его через Христа и своё свидетельство (</w:t>
       </w:r>
-      <w:hyperlink r:id="rId91">
-        <w:r>
-          <w:rPr>
-            <w:lang w:val="ru_RU" w:bidi="ru_RU"/>
-          </w:rPr>
-          <w:rPr>
-            <w:color w:val="0000EE"/>
-            <w:u w:val="single"/>
-          </w:rPr>
-          <w:t>12:11</w:t>
-        </w:r>
-      </w:hyperlink>
+      <w:r>
+        <w:rPr>
+          <w:lang w:val="ru_RU" w:bidi="ru_RU"/>
+        </w:rPr>
+        <w:t>12:11</w:t>
+      </w:r>
       <w:r>
         <w:rPr>
           <w:lang w:val="ru_RU" w:bidi="ru_RU"/>
@@ -2332,396 +1828,264 @@
         </w:rPr>
         <w:t>Христианам, страдающим от рук слуг сатаны, не следует плакать или бояться (</w:t>
       </w:r>
-      <w:hyperlink r:id="rId92">
-        <w:r>
-          <w:rPr>
-            <w:lang w:val="ru_RU" w:bidi="ru_RU"/>
-          </w:rPr>
-          <w:rPr>
-            <w:color w:val="0000EE"/>
-            <w:u w:val="single"/>
-          </w:rPr>
-          <w:t>1:17–18</w:t>
-        </w:r>
-      </w:hyperlink>
+      <w:r>
+        <w:rPr>
+          <w:lang w:val="ru_RU" w:bidi="ru_RU"/>
+        </w:rPr>
+        <w:t>1:17–18</w:t>
+      </w:r>
       <w:r>
         <w:rPr>
           <w:lang w:val="ru_RU" w:bidi="ru_RU"/>
         </w:rPr>
         <w:t xml:space="preserve">; </w:t>
       </w:r>
-      <w:hyperlink r:id="rId93">
-        <w:r>
-          <w:rPr>
-            <w:lang w:val="ru_RU" w:bidi="ru_RU"/>
-          </w:rPr>
-          <w:rPr>
-            <w:color w:val="0000EE"/>
-            <w:u w:val="single"/>
-          </w:rPr>
-          <w:t>5:5</w:t>
-        </w:r>
-      </w:hyperlink>
+      <w:r>
+        <w:rPr>
+          <w:lang w:val="ru_RU" w:bidi="ru_RU"/>
+        </w:rPr>
+        <w:t>5:5</w:t>
+      </w:r>
       <w:r>
         <w:rPr>
           <w:lang w:val="ru_RU" w:bidi="ru_RU"/>
         </w:rPr>
         <w:t>), но нужно с верой переносить свои страдания (</w:t>
       </w:r>
-      <w:hyperlink r:id="rId70">
-        <w:r>
-          <w:rPr>
-            <w:lang w:val="ru_RU" w:bidi="ru_RU"/>
-          </w:rPr>
-          <w:rPr>
-            <w:color w:val="0000EE"/>
-            <w:u w:val="single"/>
-          </w:rPr>
-          <w:t>13:10</w:t>
-        </w:r>
-      </w:hyperlink>
+      <w:r>
+        <w:rPr>
+          <w:lang w:val="ru_RU" w:bidi="ru_RU"/>
+        </w:rPr>
+        <w:t>13:10</w:t>
+      </w:r>
       <w:r>
         <w:rPr>
           <w:lang w:val="ru_RU" w:bidi="ru_RU"/>
         </w:rPr>
         <w:t>). С Богом они одержат победу (</w:t>
       </w:r>
-      <w:hyperlink r:id="rId94">
-        <w:r>
-          <w:rPr>
-            <w:lang w:val="ru_RU" w:bidi="ru_RU"/>
-          </w:rPr>
-          <w:rPr>
-            <w:color w:val="0000EE"/>
-            <w:u w:val="single"/>
-          </w:rPr>
-          <w:t>1:6–7</w:t>
-        </w:r>
-      </w:hyperlink>
+      <w:r>
+        <w:rPr>
+          <w:lang w:val="ru_RU" w:bidi="ru_RU"/>
+        </w:rPr>
+        <w:t>1:6–7</w:t>
+      </w:r>
       <w:r>
         <w:rPr>
           <w:lang w:val="ru_RU" w:bidi="ru_RU"/>
         </w:rPr>
         <w:t xml:space="preserve">; </w:t>
       </w:r>
-      <w:hyperlink r:id="rId95">
-        <w:r>
-          <w:rPr>
-            <w:lang w:val="ru_RU" w:bidi="ru_RU"/>
-          </w:rPr>
-          <w:rPr>
-            <w:color w:val="0000EE"/>
-            <w:u w:val="single"/>
-          </w:rPr>
-          <w:t>11:17–18</w:t>
-        </w:r>
-      </w:hyperlink>
+      <w:r>
+        <w:rPr>
+          <w:lang w:val="ru_RU" w:bidi="ru_RU"/>
+        </w:rPr>
+        <w:t>11:17–18</w:t>
+      </w:r>
       <w:r>
         <w:rPr>
           <w:lang w:val="ru_RU" w:bidi="ru_RU"/>
         </w:rPr>
         <w:t>). В конечном счёте людей будут судить по тому, что они делают и как поступают (</w:t>
       </w:r>
-      <w:hyperlink r:id="rId96">
-        <w:r>
-          <w:rPr>
-            <w:lang w:val="ru_RU" w:bidi="ru_RU"/>
-          </w:rPr>
-          <w:rPr>
-            <w:color w:val="0000EE"/>
-            <w:u w:val="single"/>
-          </w:rPr>
-          <w:t>20:12</w:t>
-        </w:r>
-      </w:hyperlink>
+      <w:r>
+        <w:rPr>
+          <w:lang w:val="ru_RU" w:bidi="ru_RU"/>
+        </w:rPr>
+        <w:t>20:12</w:t>
+      </w:r>
       <w:r>
         <w:rPr>
           <w:lang w:val="ru_RU" w:bidi="ru_RU"/>
         </w:rPr>
         <w:t>), и Бог благословит тех, кто внимает словам этой книги (</w:t>
       </w:r>
-      <w:hyperlink r:id="rId53">
-        <w:r>
-          <w:rPr>
-            <w:lang w:val="ru_RU" w:bidi="ru_RU"/>
-          </w:rPr>
-          <w:rPr>
-            <w:color w:val="0000EE"/>
-            <w:u w:val="single"/>
-          </w:rPr>
-          <w:t>1:3</w:t>
-        </w:r>
-      </w:hyperlink>
+      <w:r>
+        <w:rPr>
+          <w:lang w:val="ru_RU" w:bidi="ru_RU"/>
+        </w:rPr>
+        <w:t>1:3</w:t>
+      </w:r>
       <w:r>
         <w:rPr>
           <w:lang w:val="ru_RU" w:bidi="ru_RU"/>
         </w:rPr>
         <w:t xml:space="preserve">; </w:t>
       </w:r>
-      <w:hyperlink r:id="rId54">
-        <w:r>
-          <w:rPr>
-            <w:lang w:val="ru_RU" w:bidi="ru_RU"/>
-          </w:rPr>
-          <w:rPr>
-            <w:color w:val="0000EE"/>
-            <w:u w:val="single"/>
-          </w:rPr>
-          <w:t>22:7</w:t>
-        </w:r>
-      </w:hyperlink>
+      <w:r>
+        <w:rPr>
+          <w:lang w:val="ru_RU" w:bidi="ru_RU"/>
+        </w:rPr>
+        <w:t>22:7</w:t>
+      </w:r>
       <w:r>
         <w:rPr>
           <w:lang w:val="ru_RU" w:bidi="ru_RU"/>
         </w:rPr>
         <w:t>). Поэтому Божий святой народ призван быть стойким и преданным, чтобы одержать победу (</w:t>
       </w:r>
-      <w:hyperlink r:id="rId97">
-        <w:r>
-          <w:rPr>
-            <w:lang w:val="ru_RU" w:bidi="ru_RU"/>
-          </w:rPr>
-          <w:rPr>
-            <w:color w:val="0000EE"/>
-            <w:u w:val="single"/>
-          </w:rPr>
-          <w:t>2:7</w:t>
-        </w:r>
-      </w:hyperlink>
+      <w:r>
+        <w:rPr>
+          <w:lang w:val="ru_RU" w:bidi="ru_RU"/>
+        </w:rPr>
+        <w:t>2:7</w:t>
+      </w:r>
       <w:r>
         <w:rPr>
           <w:lang w:val="ru_RU" w:bidi="ru_RU"/>
         </w:rPr>
         <w:t>,</w:t>
       </w:r>
-      <w:hyperlink r:id="rId98">
-        <w:r>
-          <w:rPr>
-            <w:lang w:val="ru_RU" w:bidi="ru_RU"/>
-          </w:rPr>
-          <w:rPr>
-            <w:color w:val="0000EE"/>
-            <w:u w:val="single"/>
-          </w:rPr>
-          <w:t>11</w:t>
-        </w:r>
-      </w:hyperlink>
+      <w:r>
+        <w:rPr>
+          <w:lang w:val="ru_RU" w:bidi="ru_RU"/>
+        </w:rPr>
+        <w:t>11</w:t>
+      </w:r>
       <w:r>
         <w:rPr>
           <w:lang w:val="ru_RU" w:bidi="ru_RU"/>
         </w:rPr>
         <w:t>,</w:t>
       </w:r>
-      <w:hyperlink r:id="rId99">
-        <w:r>
-          <w:rPr>
-            <w:lang w:val="ru_RU" w:bidi="ru_RU"/>
-          </w:rPr>
-          <w:rPr>
-            <w:color w:val="0000EE"/>
-            <w:u w:val="single"/>
-          </w:rPr>
-          <w:t>17</w:t>
-        </w:r>
-      </w:hyperlink>
+      <w:r>
+        <w:rPr>
+          <w:lang w:val="ru_RU" w:bidi="ru_RU"/>
+        </w:rPr>
+        <w:t>17</w:t>
+      </w:r>
       <w:r>
         <w:rPr>
           <w:lang w:val="ru_RU" w:bidi="ru_RU"/>
         </w:rPr>
         <w:t>,</w:t>
       </w:r>
-      <w:hyperlink r:id="rId100">
-        <w:r>
-          <w:rPr>
-            <w:lang w:val="ru_RU" w:bidi="ru_RU"/>
-          </w:rPr>
-          <w:rPr>
-            <w:color w:val="0000EE"/>
-            <w:u w:val="single"/>
-          </w:rPr>
-          <w:t>26</w:t>
-        </w:r>
-      </w:hyperlink>
+      <w:r>
+        <w:rPr>
+          <w:lang w:val="ru_RU" w:bidi="ru_RU"/>
+        </w:rPr>
+        <w:t>26</w:t>
+      </w:r>
       <w:r>
         <w:rPr>
           <w:lang w:val="ru_RU" w:bidi="ru_RU"/>
         </w:rPr>
         <w:t xml:space="preserve">; </w:t>
       </w:r>
-      <w:hyperlink r:id="rId101">
-        <w:r>
-          <w:rPr>
-            <w:lang w:val="ru_RU" w:bidi="ru_RU"/>
-          </w:rPr>
-          <w:rPr>
-            <w:color w:val="0000EE"/>
-            <w:u w:val="single"/>
-          </w:rPr>
-          <w:t>3:5</w:t>
-        </w:r>
-      </w:hyperlink>
+      <w:r>
+        <w:rPr>
+          <w:lang w:val="ru_RU" w:bidi="ru_RU"/>
+        </w:rPr>
+        <w:t>3:5</w:t>
+      </w:r>
       <w:r>
         <w:rPr>
           <w:lang w:val="ru_RU" w:bidi="ru_RU"/>
         </w:rPr>
         <w:t>,</w:t>
       </w:r>
-      <w:hyperlink r:id="rId102">
-        <w:r>
-          <w:rPr>
-            <w:lang w:val="ru_RU" w:bidi="ru_RU"/>
-          </w:rPr>
-          <w:rPr>
-            <w:color w:val="0000EE"/>
-            <w:u w:val="single"/>
-          </w:rPr>
-          <w:t>12</w:t>
-        </w:r>
-      </w:hyperlink>
+      <w:r>
+        <w:rPr>
+          <w:lang w:val="ru_RU" w:bidi="ru_RU"/>
+        </w:rPr>
+        <w:t>12</w:t>
+      </w:r>
       <w:r>
         <w:rPr>
           <w:lang w:val="ru_RU" w:bidi="ru_RU"/>
         </w:rPr>
         <w:t>,</w:t>
       </w:r>
-      <w:hyperlink r:id="rId103">
-        <w:r>
-          <w:rPr>
-            <w:lang w:val="ru_RU" w:bidi="ru_RU"/>
-          </w:rPr>
-          <w:rPr>
-            <w:color w:val="0000EE"/>
-            <w:u w:val="single"/>
-          </w:rPr>
-          <w:t>21</w:t>
-        </w:r>
-      </w:hyperlink>
+      <w:r>
+        <w:rPr>
+          <w:lang w:val="ru_RU" w:bidi="ru_RU"/>
+        </w:rPr>
+        <w:t>21</w:t>
+      </w:r>
       <w:r>
         <w:rPr>
           <w:lang w:val="ru_RU" w:bidi="ru_RU"/>
         </w:rPr>
         <w:t>). Откровение призывает верующих повиноваться Богу, продолжать своё свидетельство (</w:t>
       </w:r>
-      <w:hyperlink r:id="rId104">
-        <w:r>
-          <w:rPr>
-            <w:lang w:val="ru_RU" w:bidi="ru_RU"/>
-          </w:rPr>
-          <w:rPr>
-            <w:color w:val="0000EE"/>
-            <w:u w:val="single"/>
-          </w:rPr>
-          <w:t>12:17</w:t>
-        </w:r>
-      </w:hyperlink>
+      <w:r>
+        <w:rPr>
+          <w:lang w:val="ru_RU" w:bidi="ru_RU"/>
+        </w:rPr>
+        <w:t>12:17</w:t>
+      </w:r>
       <w:r>
         <w:rPr>
           <w:lang w:val="ru_RU" w:bidi="ru_RU"/>
         </w:rPr>
         <w:t xml:space="preserve">; </w:t>
       </w:r>
-      <w:hyperlink r:id="rId54">
-        <w:r>
-          <w:rPr>
-            <w:lang w:val="ru_RU" w:bidi="ru_RU"/>
-          </w:rPr>
-          <w:rPr>
-            <w:color w:val="0000EE"/>
-            <w:u w:val="single"/>
-          </w:rPr>
-          <w:t>22:7</w:t>
-        </w:r>
-      </w:hyperlink>
+      <w:r>
+        <w:rPr>
+          <w:lang w:val="ru_RU" w:bidi="ru_RU"/>
+        </w:rPr>
+        <w:t>22:7</w:t>
+      </w:r>
       <w:r>
         <w:rPr>
           <w:lang w:val="ru_RU" w:bidi="ru_RU"/>
         </w:rPr>
         <w:t>), терпеливо переносить гонения (</w:t>
       </w:r>
-      <w:hyperlink r:id="rId70">
-        <w:r>
-          <w:rPr>
-            <w:lang w:val="ru_RU" w:bidi="ru_RU"/>
-          </w:rPr>
-          <w:rPr>
-            <w:color w:val="0000EE"/>
-            <w:u w:val="single"/>
-          </w:rPr>
-          <w:t>13:10</w:t>
-        </w:r>
-      </w:hyperlink>
+      <w:r>
+        <w:rPr>
+          <w:lang w:val="ru_RU" w:bidi="ru_RU"/>
+        </w:rPr>
+        <w:t>13:10</w:t>
+      </w:r>
       <w:r>
         <w:rPr>
           <w:lang w:val="ru_RU" w:bidi="ru_RU"/>
         </w:rPr>
         <w:t xml:space="preserve">; </w:t>
       </w:r>
-      <w:hyperlink r:id="rId105">
-        <w:r>
-          <w:rPr>
-            <w:lang w:val="ru_RU" w:bidi="ru_RU"/>
-          </w:rPr>
-          <w:rPr>
-            <w:color w:val="0000EE"/>
-            <w:u w:val="single"/>
-          </w:rPr>
-          <w:t>14:12</w:t>
-        </w:r>
-      </w:hyperlink>
+      <w:r>
+        <w:rPr>
+          <w:lang w:val="ru_RU" w:bidi="ru_RU"/>
+        </w:rPr>
+        <w:t>14:12</w:t>
+      </w:r>
       <w:r>
         <w:rPr>
           <w:lang w:val="ru_RU" w:bidi="ru_RU"/>
         </w:rPr>
         <w:t>) и сохранять бдительность (</w:t>
       </w:r>
-      <w:hyperlink r:id="rId106">
-        <w:r>
-          <w:rPr>
-            <w:lang w:val="ru_RU" w:bidi="ru_RU"/>
-          </w:rPr>
-          <w:rPr>
-            <w:color w:val="0000EE"/>
-            <w:u w:val="single"/>
-          </w:rPr>
-          <w:t>16:15</w:t>
-        </w:r>
-      </w:hyperlink>
+      <w:r>
+        <w:rPr>
+          <w:lang w:val="ru_RU" w:bidi="ru_RU"/>
+        </w:rPr>
+        <w:t>16:15</w:t>
+      </w:r>
       <w:r>
         <w:rPr>
           <w:lang w:val="ru_RU" w:bidi="ru_RU"/>
         </w:rPr>
         <w:t xml:space="preserve">; </w:t>
       </w:r>
-      <w:hyperlink r:id="rId107">
-        <w:r>
-          <w:rPr>
-            <w:lang w:val="ru_RU" w:bidi="ru_RU"/>
-          </w:rPr>
-          <w:rPr>
-            <w:color w:val="0000EE"/>
-            <w:u w:val="single"/>
-          </w:rPr>
-          <w:t>17:14</w:t>
-        </w:r>
-      </w:hyperlink>
+      <w:r>
+        <w:rPr>
+          <w:lang w:val="ru_RU" w:bidi="ru_RU"/>
+        </w:rPr>
+        <w:t>17:14</w:t>
+      </w:r>
       <w:r>
         <w:rPr>
           <w:lang w:val="ru_RU" w:bidi="ru_RU"/>
         </w:rPr>
         <w:t>) перед лицом гонений, зная, что трусы понесут вечное наказание вместе со злодеями (</w:t>
       </w:r>
-      <w:hyperlink r:id="rId108">
-        <w:r>
-          <w:rPr>
-            <w:lang w:val="ru_RU" w:bidi="ru_RU"/>
-          </w:rPr>
-          <w:rPr>
-            <w:color w:val="0000EE"/>
-            <w:u w:val="single"/>
-          </w:rPr>
-          <w:t>21:8</w:t>
-        </w:r>
-      </w:hyperlink>
+      <w:r>
+        <w:rPr>
+          <w:lang w:val="ru_RU" w:bidi="ru_RU"/>
+        </w:rPr>
+        <w:t>21:8</w:t>
+      </w:r>
       <w:r>
         <w:rPr>
           <w:lang w:val="ru_RU" w:bidi="ru_RU"/>
